--- a/assets/join_template_personal.docx
+++ b/assets/join_template_personal.docx
@@ -64,7 +64,7 @@
           <w:shd w:fill="auto" w:val="clear"/>
           <w:lang w:val="en-US"/>
         </w:rPr>
-        <w:t>голови</w:t>
+        <w:t>голови Калинич</w:t>
       </w:r>
       <w:r>
         <w:rPr>
@@ -75,32 +75,6 @@
           <w:sz w:val="24"/>
           <w:szCs w:val="24"/>
           <w:shd w:fill="auto" w:val="clear"/>
-          <w:lang w:val="en-US"/>
-        </w:rPr>
-        <w:t xml:space="preserve"> </w:t>
-      </w:r>
-      <w:r>
-        <w:rPr>
-          <w:rStyle w:val="Strong"/>
-          <w:rFonts w:ascii="Times New Roman" w:hAnsi="Times New Roman"/>
-          <w:b w:val="false"/>
-          <w:bCs w:val="false"/>
-          <w:sz w:val="24"/>
-          <w:szCs w:val="24"/>
-          <w:shd w:fill="auto" w:val="clear"/>
-          <w:lang w:val="en-US"/>
-        </w:rPr>
-        <w:t>Калинич</w:t>
-      </w:r>
-      <w:r>
-        <w:rPr>
-          <w:rStyle w:val="Strong"/>
-          <w:rFonts w:ascii="Times New Roman" w:hAnsi="Times New Roman"/>
-          <w:b w:val="false"/>
-          <w:bCs w:val="false"/>
-          <w:sz w:val="24"/>
-          <w:szCs w:val="24"/>
-          <w:shd w:fill="auto" w:val="clear"/>
         </w:rPr>
         <w:t xml:space="preserve"> Валерії Миронівни</w:t>
         <w:br/>
@@ -226,14 +200,6 @@
           <w:shd w:fill="auto" w:val="clear"/>
         </w:rPr>
         <w:br/>
-      </w:r>
-      <w:r>
-        <w:rPr>
-          <w:rFonts w:ascii="Times New Roman" w:hAnsi="Times New Roman"/>
-          <w:sz w:val="24"/>
-          <w:szCs w:val="24"/>
-          <w:shd w:fill="auto" w:val="clear"/>
-        </w:rPr>
         <w:br/>
       </w:r>
     </w:p>
@@ -299,35 +265,16 @@
           <w:shd w:fill="auto" w:val="clear"/>
           <w:lang w:val="en-US"/>
         </w:rPr>
-        <w:t>________________________________________________</w:t>
-      </w:r>
-      <w:r>
-        <w:rPr>
-          <w:rFonts w:ascii="Times New Roman" w:hAnsi="Times New Roman"/>
-          <w:sz w:val="24"/>
-          <w:szCs w:val="24"/>
-          <w:shd w:fill="auto" w:val="clear"/>
-          <w:lang w:val="en-US"/>
-        </w:rPr>
-        <w:t>_________________________</w:t>
-      </w:r>
-      <w:r>
-        <w:rPr>
-          <w:rFonts w:ascii="Times New Roman" w:hAnsi="Times New Roman"/>
-          <w:sz w:val="24"/>
-          <w:szCs w:val="24"/>
-          <w:shd w:fill="auto" w:val="clear"/>
-        </w:rPr>
-        <w:t>, підтверджую, що ознайоми</w:t>
-      </w:r>
-      <w:r>
-        <w:rPr>
-          <w:rFonts w:ascii="Times New Roman" w:hAnsi="Times New Roman"/>
-          <w:sz w:val="24"/>
-          <w:szCs w:val="24"/>
-          <w:shd w:fill="auto" w:val="clear"/>
-        </w:rPr>
-        <w:t>лася/</w:t>
+        <w:t>_________________________________________________________________________</w:t>
+      </w:r>
+      <w:r>
+        <w:rPr>
+          <w:rFonts w:ascii="Times New Roman" w:hAnsi="Times New Roman"/>
+          <w:sz w:val="24"/>
+          <w:szCs w:val="24"/>
+          <w:shd w:fill="auto" w:val="clear"/>
+        </w:rPr>
+        <w:t>, підтверджую, що ознайомилася/</w:t>
       </w:r>
       <w:r>
         <w:rPr>
@@ -346,16 +293,7 @@
           <w:szCs w:val="24"/>
           <w:shd w:fill="auto" w:val="clear"/>
         </w:rPr>
-        <w:t>вся</w:t>
-      </w:r>
-      <w:r>
-        <w:rPr>
-          <w:rFonts w:ascii="Times New Roman" w:hAnsi="Times New Roman"/>
-          <w:sz w:val="24"/>
-          <w:szCs w:val="24"/>
-          <w:shd w:fill="auto" w:val="clear"/>
-        </w:rPr>
-        <w:t xml:space="preserve"> з повним текстом </w:t>
+        <w:t xml:space="preserve">вся з повним текстом </w:t>
       </w:r>
       <w:r>
         <w:rPr>
@@ -419,16 +357,7 @@
           <w:szCs w:val="24"/>
           <w:shd w:fill="auto" w:val="clear"/>
         </w:rPr>
-        <w:t xml:space="preserve">Прошу включити мої прізвище, ім’я, по батькові </w:t>
-      </w:r>
-      <w:r>
-        <w:rPr>
-          <w:rFonts w:ascii="Times New Roman" w:hAnsi="Times New Roman"/>
-          <w:sz w:val="24"/>
-          <w:szCs w:val="24"/>
-          <w:shd w:fill="auto" w:val="clear"/>
-        </w:rPr>
-        <w:t>та посаду / статус до реєстру підписантів Спільної резолюції.</w:t>
+        <w:t>Прошу включити мої прізвище, ім’я, по батькові та посаду / статус до реєстру підписантів Спільної резолюції.</w:t>
       </w:r>
     </w:p>
     <w:p>
@@ -472,16 +401,7 @@
           <w:szCs w:val="24"/>
           <w:shd w:fill="auto" w:val="clear"/>
         </w:rPr>
-        <w:t>Мені відомо, що у</w:t>
-      </w:r>
-      <w:r>
-        <w:rPr>
-          <w:rFonts w:ascii="Times New Roman" w:hAnsi="Times New Roman"/>
-          <w:sz w:val="24"/>
-          <w:szCs w:val="24"/>
-          <w:shd w:fill="auto" w:val="clear"/>
-        </w:rPr>
-        <w:t xml:space="preserve"> публічних матеріалах можуть бути зазначені лише мої прізвище, ім’я, по батькові, посада / статус.</w:t>
+        <w:t>Мені відомо, що у публічних матеріалах можуть бути зазначені лише мої прізвище, ім’я, по батькові, посада / статус.</w:t>
       </w:r>
     </w:p>
     <w:p>
@@ -582,8 +502,58 @@
           <w:sz w:val="24"/>
           <w:szCs w:val="24"/>
           <w:shd w:fill="auto" w:val="clear"/>
-        </w:rPr>
-        <w:t xml:space="preserve"> липня 2026 року </w:t>
+          <w:lang w:val="uk-UA"/>
+        </w:rPr>
+        <w:t xml:space="preserve"> </w:t>
+      </w:r>
+      <w:r>
+        <w:rPr>
+          <w:rFonts w:ascii="Times New Roman" w:hAnsi="Times New Roman"/>
+          <w:sz w:val="24"/>
+          <w:szCs w:val="24"/>
+          <w:shd w:fill="auto" w:val="clear"/>
+          <w:lang w:val="en-US"/>
+        </w:rPr>
+        <w:t>с</w:t>
+      </w:r>
+      <w:r>
+        <w:rPr>
+          <w:rFonts w:ascii="Times New Roman" w:hAnsi="Times New Roman"/>
+          <w:sz w:val="24"/>
+          <w:szCs w:val="24"/>
+          <w:shd w:fill="auto" w:val="clear"/>
+          <w:lang w:val="uk-UA"/>
+        </w:rPr>
+        <w:t>ер</w:t>
+      </w:r>
+      <w:r>
+        <w:rPr>
+          <w:rFonts w:ascii="Times New Roman" w:hAnsi="Times New Roman"/>
+          <w:sz w:val="24"/>
+          <w:szCs w:val="24"/>
+          <w:shd w:fill="auto" w:val="clear"/>
+          <w:lang w:val="uk-UA"/>
+        </w:rPr>
+        <w:t>пня</w:t>
+      </w:r>
+      <w:r>
+        <w:rPr>
+          <w:rFonts w:ascii="Times New Roman" w:hAnsi="Times New Roman"/>
+          <w:sz w:val="24"/>
+          <w:szCs w:val="24"/>
+          <w:shd w:fill="auto" w:val="clear"/>
+          <w:lang w:val="uk-UA"/>
+        </w:rPr>
+        <w:t xml:space="preserve"> </w:t>
+      </w:r>
+      <w:r>
+        <w:rPr>
+          <w:rFonts w:ascii="Times New Roman" w:hAnsi="Times New Roman"/>
+          <w:sz w:val="24"/>
+          <w:szCs w:val="24"/>
+          <w:shd w:fill="auto" w:val="clear"/>
+        </w:rPr>
+        <w:t xml:space="preserve">2026 року </w:t>
         <w:tab/>
         <w:tab/>
       </w:r>
@@ -660,7 +630,7 @@
   </w:style>
   <w:style w:type="paragraph" w:styleId="Heading2">
     <w:name w:val="heading 2"/>
-    <w:basedOn w:val="Style13"/>
+    <w:basedOn w:val="user"/>
     <w:next w:val="BodyText"/>
     <w:qFormat/>
     <w:pPr>
